--- a/Documents/C4/C4 Report.docx
+++ b/Documents/C4/C4 Report.docx
@@ -5,11 +5,13 @@
     <w:p>
       <w:pPr>
         <w:rPr>
-          <w:lang w:val="en-US"/>
-        </w:rPr>
-      </w:pPr>
-      <w:r>
-        <w:rPr>
+          <w:rFonts w:ascii="Times New Roman" w:hAnsi="Times New Roman" w:cs="Times New Roman"/>
+          <w:lang w:val="en-US"/>
+        </w:rPr>
+      </w:pPr>
+      <w:r>
+        <w:rPr>
+          <w:rFonts w:ascii="Times New Roman" w:hAnsi="Times New Roman" w:cs="Times New Roman"/>
           <w:lang w:val="en-US"/>
         </w:rPr>
         <w:t>Name: Dau Vu Tuan Khoi</w:t>
@@ -18,11 +20,13 @@
     <w:p>
       <w:pPr>
         <w:rPr>
-          <w:lang w:val="en-US"/>
-        </w:rPr>
-      </w:pPr>
-      <w:r>
-        <w:rPr>
+          <w:rFonts w:ascii="Times New Roman" w:hAnsi="Times New Roman" w:cs="Times New Roman"/>
+          <w:lang w:val="en-US"/>
+        </w:rPr>
+      </w:pPr>
+      <w:r>
+        <w:rPr>
+          <w:rFonts w:ascii="Times New Roman" w:hAnsi="Times New Roman" w:cs="Times New Roman"/>
           <w:lang w:val="en-US"/>
         </w:rPr>
         <w:t>ID: 105709548</w:t>
@@ -32,11 +36,21 @@
       <w:pPr>
         <w:jc w:val="center"/>
         <w:rPr>
-          <w:lang w:val="en-US"/>
-        </w:rPr>
-      </w:pPr>
-      <w:r>
-        <w:rPr>
+          <w:rFonts w:ascii="Times New Roman" w:hAnsi="Times New Roman" w:cs="Times New Roman"/>
+          <w:b/>
+          <w:bCs/>
+          <w:sz w:val="36"/>
+          <w:szCs w:val="36"/>
+          <w:lang w:val="en-US"/>
+        </w:rPr>
+      </w:pPr>
+      <w:r>
+        <w:rPr>
+          <w:rFonts w:ascii="Times New Roman" w:hAnsi="Times New Roman" w:cs="Times New Roman"/>
+          <w:b/>
+          <w:bCs/>
+          <w:sz w:val="36"/>
+          <w:szCs w:val="36"/>
           <w:lang w:val="en-US"/>
         </w:rPr>
         <w:t>C4 Report</w:t>
@@ -50,11 +64,17 @@
           <w:numId w:val="3"/>
         </w:numPr>
         <w:rPr>
-          <w:lang w:val="en-US"/>
-        </w:rPr>
-      </w:pPr>
-      <w:r>
-        <w:rPr>
+          <w:rFonts w:ascii="Times New Roman" w:hAnsi="Times New Roman" w:cs="Times New Roman"/>
+          <w:b/>
+          <w:bCs/>
+          <w:lang w:val="en-US"/>
+        </w:rPr>
+      </w:pPr>
+      <w:r>
+        <w:rPr>
+          <w:rFonts w:ascii="Times New Roman" w:hAnsi="Times New Roman" w:cs="Times New Roman"/>
+          <w:b/>
+          <w:bCs/>
           <w:lang w:val="en-US"/>
         </w:rPr>
         <w:t>Code Explanation and Research Effort</w:t>
@@ -64,28 +84,50 @@
       <w:pPr>
         <w:ind w:left="360"/>
         <w:rPr>
-          <w:lang w:val="en-US"/>
-        </w:rPr>
-      </w:pPr>
-      <w:r>
-        <w:rPr>
+          <w:rFonts w:ascii="Times New Roman" w:hAnsi="Times New Roman" w:cs="Times New Roman"/>
+          <w:lang w:val="en-US"/>
+        </w:rPr>
+      </w:pPr>
+      <w:r>
+        <w:rPr>
+          <w:rFonts w:ascii="Times New Roman" w:hAnsi="Times New Roman" w:cs="Times New Roman"/>
           <w:lang w:val="en-US"/>
         </w:rPr>
         <w:t xml:space="preserve">To eliminate the need to manually construct the Deep Learning network by explicitly adding hard-coded layers, I implemented the </w:t>
       </w:r>
-      <w:r>
-        <w:rPr>
+      <w:proofErr w:type="spellStart"/>
+      <w:r>
+        <w:rPr>
+          <w:rFonts w:ascii="Times New Roman" w:hAnsi="Times New Roman" w:cs="Times New Roman"/>
           <w:i/>
           <w:iCs/>
           <w:lang w:val="en-US"/>
         </w:rPr>
         <w:t>build_dynamic_model</w:t>
       </w:r>
-      <w:r>
-        <w:rPr>
-          <w:lang w:val="en-US"/>
-        </w:rPr>
-        <w:t xml:space="preserve"> function to dynamically take the number of layers, layer sizes, and layer names as inputs. This process required internet research to address specific technical challenges:</w:t>
+      <w:proofErr w:type="spellEnd"/>
+      <w:r>
+        <w:rPr>
+          <w:rFonts w:ascii="Times New Roman" w:hAnsi="Times New Roman" w:cs="Times New Roman"/>
+          <w:lang w:val="en-US"/>
+        </w:rPr>
+        <w:t xml:space="preserve"> function to dynamically take the number of layers, layer sizes, and layer names as inputs. This process </w:t>
+      </w:r>
+      <w:proofErr w:type="gramStart"/>
+      <w:r>
+        <w:rPr>
+          <w:rFonts w:ascii="Times New Roman" w:hAnsi="Times New Roman" w:cs="Times New Roman"/>
+          <w:lang w:val="en-US"/>
+        </w:rPr>
+        <w:t>required</w:t>
+      </w:r>
+      <w:proofErr w:type="gramEnd"/>
+      <w:r>
+        <w:rPr>
+          <w:rFonts w:ascii="Times New Roman" w:hAnsi="Times New Roman" w:cs="Times New Roman"/>
+          <w:lang w:val="en-US"/>
+        </w:rPr>
+        <w:t xml:space="preserve"> internet research to address specific technical challenges:</w:t>
       </w:r>
     </w:p>
     <w:p>
@@ -96,86 +138,317 @@
           <w:numId w:val="4"/>
         </w:numPr>
         <w:rPr>
-          <w:lang w:val="en-US"/>
-        </w:rPr>
-      </w:pPr>
-      <w:r>
-        <w:rPr>
-          <w:lang w:val="en-US"/>
-        </w:rPr>
-        <w:t>Dynamic Keras Layer Instantiation:</w:t>
+          <w:rFonts w:ascii="Times New Roman" w:hAnsi="Times New Roman" w:cs="Times New Roman"/>
+          <w:lang w:val="en-US"/>
+        </w:rPr>
+      </w:pPr>
+      <w:r>
+        <w:rPr>
+          <w:rFonts w:ascii="Times New Roman" w:hAnsi="Times New Roman" w:cs="Times New Roman"/>
+          <w:lang w:val="en-US"/>
+        </w:rPr>
+        <w:t xml:space="preserve">Dynamic </w:t>
+      </w:r>
+      <w:proofErr w:type="spellStart"/>
+      <w:r>
+        <w:rPr>
+          <w:rFonts w:ascii="Times New Roman" w:hAnsi="Times New Roman" w:cs="Times New Roman"/>
+          <w:lang w:val="en-US"/>
+        </w:rPr>
+        <w:t>Keras</w:t>
+      </w:r>
+      <w:proofErr w:type="spellEnd"/>
+      <w:r>
+        <w:rPr>
+          <w:rFonts w:ascii="Times New Roman" w:hAnsi="Times New Roman" w:cs="Times New Roman"/>
+          <w:lang w:val="en-US"/>
+        </w:rPr>
+        <w:t xml:space="preserve"> Layer Instantiation:</w:t>
       </w:r>
     </w:p>
     <w:p>
       <w:pPr>
         <w:ind w:left="360"/>
         <w:rPr>
-          <w:lang w:val="en-US"/>
-        </w:rPr>
-      </w:pPr>
-      <w:r>
-        <w:rPr>
+          <w:rFonts w:ascii="Times New Roman" w:hAnsi="Times New Roman" w:cs="Times New Roman"/>
+          <w:lang w:val="en-US"/>
+        </w:rPr>
+      </w:pPr>
+      <w:r>
+        <w:rPr>
+          <w:rFonts w:ascii="Times New Roman" w:hAnsi="Times New Roman" w:cs="Times New Roman"/>
           <w:lang w:val="en-US"/>
         </w:rPr>
         <w:t xml:space="preserve">Instead of using the </w:t>
       </w:r>
-      <w:r>
-        <w:rPr>
+      <w:proofErr w:type="gramStart"/>
+      <w:r>
+        <w:rPr>
+          <w:rFonts w:ascii="Times New Roman" w:hAnsi="Times New Roman" w:cs="Times New Roman"/>
           <w:i/>
           <w:iCs/>
           <w:lang w:val="en-US"/>
         </w:rPr>
-        <w:t>eval()</w:t>
-      </w:r>
-      <w:r>
-        <w:rPr>
-          <w:lang w:val="en-US"/>
-        </w:rPr>
-        <w:t xml:space="preserve"> function (which poses security risks and is generally discouraged in Python), I created a mapping dictionary: </w:t>
-      </w:r>
-      <w:r>
-        <w:rPr>
+        <w:t>eval(</w:t>
+      </w:r>
+      <w:proofErr w:type="gramEnd"/>
+      <w:r>
+        <w:rPr>
+          <w:rFonts w:ascii="Times New Roman" w:hAnsi="Times New Roman" w:cs="Times New Roman"/>
           <w:i/>
           <w:iCs/>
           <w:lang w:val="en-US"/>
         </w:rPr>
-        <w:t>layer_dict = (‘LSTM’: LSTM, ‘RNN’: SimpleRNN , ‘GRU’: GRU</w:t>
-      </w:r>
-      <w:r>
-        <w:rPr>
+        <w:t>)</w:t>
+      </w:r>
+      <w:r>
+        <w:rPr>
+          <w:rFonts w:ascii="Times New Roman" w:hAnsi="Times New Roman" w:cs="Times New Roman"/>
+          <w:lang w:val="en-US"/>
+        </w:rPr>
+        <w:t xml:space="preserve"> function (which poses security risks and is generally discouraged in Python), I created a mapping dictionary: </w:t>
+      </w:r>
+      <w:proofErr w:type="spellStart"/>
+      <w:r>
+        <w:rPr>
+          <w:rFonts w:ascii="Times New Roman" w:hAnsi="Times New Roman" w:cs="Times New Roman"/>
           <w:i/>
           <w:iCs/>
           <w:lang w:val="en-US"/>
         </w:rPr>
-        <w:t>}</w:t>
-      </w:r>
-      <w:r>
-        <w:rPr>
+        <w:t>layer_dict</w:t>
+      </w:r>
+      <w:proofErr w:type="spellEnd"/>
+      <w:r>
+        <w:rPr>
+          <w:rFonts w:ascii="Times New Roman" w:hAnsi="Times New Roman" w:cs="Times New Roman"/>
           <w:i/>
           <w:iCs/>
           <w:lang w:val="en-US"/>
         </w:rPr>
-        <w:t xml:space="preserve">. </w:t>
-      </w:r>
-      <w:r>
-        <w:rPr>
-          <w:lang w:val="en-US"/>
-        </w:rPr>
-        <w:t xml:space="preserve">Assigning </w:t>
-      </w:r>
-      <w:r>
-        <w:rPr>
+        <w:t xml:space="preserve"> </w:t>
+      </w:r>
+      <w:proofErr w:type="gramStart"/>
+      <w:r>
+        <w:rPr>
+          <w:rFonts w:ascii="Times New Roman" w:hAnsi="Times New Roman" w:cs="Times New Roman"/>
           <w:i/>
           <w:iCs/>
           <w:lang w:val="en-US"/>
         </w:rPr>
-        <w:t>SelectedLayer = layer_dict[layer_name]</w:t>
-      </w:r>
-      <w:r>
-        <w:rPr>
-          <w:lang w:val="en-US"/>
-        </w:rPr>
-        <w:t xml:space="preserve"> allows the program to directly invoke the Keras class based on the provided string argument. This approach was adapted from Python Design Patterns documentation and StackOverflow discussions regarding Keras code optimization.</w:t>
+        <w:t>= (‘</w:t>
+      </w:r>
+      <w:proofErr w:type="gramEnd"/>
+      <w:r>
+        <w:rPr>
+          <w:rFonts w:ascii="Times New Roman" w:hAnsi="Times New Roman" w:cs="Times New Roman"/>
+          <w:i/>
+          <w:iCs/>
+          <w:lang w:val="en-US"/>
+        </w:rPr>
+        <w:t xml:space="preserve">LSTM’: </w:t>
+      </w:r>
+      <w:proofErr w:type="gramStart"/>
+      <w:r>
+        <w:rPr>
+          <w:rFonts w:ascii="Times New Roman" w:hAnsi="Times New Roman" w:cs="Times New Roman"/>
+          <w:i/>
+          <w:iCs/>
+          <w:lang w:val="en-US"/>
+        </w:rPr>
+        <w:t>LSTM, ‘</w:t>
+      </w:r>
+      <w:proofErr w:type="gramEnd"/>
+      <w:r>
+        <w:rPr>
+          <w:rFonts w:ascii="Times New Roman" w:hAnsi="Times New Roman" w:cs="Times New Roman"/>
+          <w:i/>
+          <w:iCs/>
+          <w:lang w:val="en-US"/>
+        </w:rPr>
+        <w:t xml:space="preserve">RNN’: </w:t>
+      </w:r>
+      <w:proofErr w:type="spellStart"/>
+      <w:proofErr w:type="gramStart"/>
+      <w:r>
+        <w:rPr>
+          <w:rFonts w:ascii="Times New Roman" w:hAnsi="Times New Roman" w:cs="Times New Roman"/>
+          <w:i/>
+          <w:iCs/>
+          <w:lang w:val="en-US"/>
+        </w:rPr>
+        <w:t>SimpleRNN</w:t>
+      </w:r>
+      <w:proofErr w:type="spellEnd"/>
+      <w:r>
+        <w:rPr>
+          <w:rFonts w:ascii="Times New Roman" w:hAnsi="Times New Roman" w:cs="Times New Roman"/>
+          <w:i/>
+          <w:iCs/>
+          <w:lang w:val="en-US"/>
+        </w:rPr>
+        <w:t xml:space="preserve"> ,</w:t>
+      </w:r>
+      <w:proofErr w:type="gramEnd"/>
+      <w:r>
+        <w:rPr>
+          <w:rFonts w:ascii="Times New Roman" w:hAnsi="Times New Roman" w:cs="Times New Roman"/>
+          <w:i/>
+          <w:iCs/>
+          <w:lang w:val="en-US"/>
+        </w:rPr>
+        <w:t xml:space="preserve"> ‘GRU’: </w:t>
+      </w:r>
+      <w:proofErr w:type="gramStart"/>
+      <w:r>
+        <w:rPr>
+          <w:rFonts w:ascii="Times New Roman" w:hAnsi="Times New Roman" w:cs="Times New Roman"/>
+          <w:i/>
+          <w:iCs/>
+          <w:lang w:val="en-US"/>
+        </w:rPr>
+        <w:t>GRU}</w:t>
+      </w:r>
+      <w:r>
+        <w:rPr>
+          <w:rFonts w:ascii="Times New Roman" w:hAnsi="Times New Roman" w:cs="Times New Roman"/>
+          <w:i/>
+          <w:iCs/>
+          <w:lang w:val="en-US"/>
+        </w:rPr>
+        <w:t>.</w:t>
+      </w:r>
+      <w:proofErr w:type="gramEnd"/>
+      <w:r>
+        <w:rPr>
+          <w:rFonts w:ascii="Times New Roman" w:hAnsi="Times New Roman" w:cs="Times New Roman"/>
+          <w:i/>
+          <w:iCs/>
+          <w:lang w:val="en-US"/>
+        </w:rPr>
+        <w:t xml:space="preserve"> </w:t>
+      </w:r>
+      <w:r>
+        <w:rPr>
+          <w:rFonts w:ascii="Times New Roman" w:hAnsi="Times New Roman" w:cs="Times New Roman"/>
+          <w:lang w:val="en-US"/>
+        </w:rPr>
+        <w:t xml:space="preserve">Assigning </w:t>
+      </w:r>
+      <w:proofErr w:type="spellStart"/>
+      <w:r>
+        <w:rPr>
+          <w:rFonts w:ascii="Times New Roman" w:hAnsi="Times New Roman" w:cs="Times New Roman"/>
+          <w:i/>
+          <w:iCs/>
+          <w:lang w:val="en-US"/>
+        </w:rPr>
+        <w:t>SelectedLayer</w:t>
+      </w:r>
+      <w:proofErr w:type="spellEnd"/>
+      <w:r>
+        <w:rPr>
+          <w:rFonts w:ascii="Times New Roman" w:hAnsi="Times New Roman" w:cs="Times New Roman"/>
+          <w:i/>
+          <w:iCs/>
+          <w:lang w:val="en-US"/>
+        </w:rPr>
+        <w:t xml:space="preserve"> = </w:t>
+      </w:r>
+      <w:proofErr w:type="spellStart"/>
+      <w:r>
+        <w:rPr>
+          <w:rFonts w:ascii="Times New Roman" w:hAnsi="Times New Roman" w:cs="Times New Roman"/>
+          <w:i/>
+          <w:iCs/>
+          <w:lang w:val="en-US"/>
+        </w:rPr>
+        <w:t>layer_dict</w:t>
+      </w:r>
+      <w:proofErr w:type="spellEnd"/>
+      <w:r>
+        <w:rPr>
+          <w:rFonts w:ascii="Times New Roman" w:hAnsi="Times New Roman" w:cs="Times New Roman"/>
+          <w:i/>
+          <w:iCs/>
+          <w:lang w:val="en-US"/>
+        </w:rPr>
+        <w:t>[</w:t>
+      </w:r>
+      <w:proofErr w:type="spellStart"/>
+      <w:r>
+        <w:rPr>
+          <w:rFonts w:ascii="Times New Roman" w:hAnsi="Times New Roman" w:cs="Times New Roman"/>
+          <w:i/>
+          <w:iCs/>
+          <w:lang w:val="en-US"/>
+        </w:rPr>
+        <w:t>layer_name</w:t>
+      </w:r>
+      <w:proofErr w:type="spellEnd"/>
+      <w:r>
+        <w:rPr>
+          <w:rFonts w:ascii="Times New Roman" w:hAnsi="Times New Roman" w:cs="Times New Roman"/>
+          <w:i/>
+          <w:iCs/>
+          <w:lang w:val="en-US"/>
+        </w:rPr>
+        <w:t>]</w:t>
+      </w:r>
+      <w:r>
+        <w:rPr>
+          <w:rFonts w:ascii="Times New Roman" w:hAnsi="Times New Roman" w:cs="Times New Roman"/>
+          <w:lang w:val="en-US"/>
+        </w:rPr>
+        <w:t xml:space="preserve"> allows the program to directly invoke the </w:t>
+      </w:r>
+      <w:proofErr w:type="spellStart"/>
+      <w:r>
+        <w:rPr>
+          <w:rFonts w:ascii="Times New Roman" w:hAnsi="Times New Roman" w:cs="Times New Roman"/>
+          <w:lang w:val="en-US"/>
+        </w:rPr>
+        <w:t>Keras</w:t>
+      </w:r>
+      <w:proofErr w:type="spellEnd"/>
+      <w:r>
+        <w:rPr>
+          <w:rFonts w:ascii="Times New Roman" w:hAnsi="Times New Roman" w:cs="Times New Roman"/>
+          <w:lang w:val="en-US"/>
+        </w:rPr>
+        <w:t xml:space="preserve"> class based on the provided string argument. This approach was adapted from Python Design Patterns documentation and </w:t>
+      </w:r>
+      <w:proofErr w:type="spellStart"/>
+      <w:r>
+        <w:rPr>
+          <w:rFonts w:ascii="Times New Roman" w:hAnsi="Times New Roman" w:cs="Times New Roman"/>
+          <w:lang w:val="en-US"/>
+        </w:rPr>
+        <w:t>StackOverflow</w:t>
+      </w:r>
+      <w:proofErr w:type="spellEnd"/>
+      <w:r>
+        <w:rPr>
+          <w:rFonts w:ascii="Times New Roman" w:hAnsi="Times New Roman" w:cs="Times New Roman"/>
+          <w:lang w:val="en-US"/>
+        </w:rPr>
+        <w:t xml:space="preserve"> discussions regarding </w:t>
+      </w:r>
+      <w:proofErr w:type="spellStart"/>
+      <w:r>
+        <w:rPr>
+          <w:rFonts w:ascii="Times New Roman" w:hAnsi="Times New Roman" w:cs="Times New Roman"/>
+          <w:lang w:val="en-US"/>
+        </w:rPr>
+        <w:t>Keras</w:t>
+      </w:r>
+      <w:proofErr w:type="spellEnd"/>
+      <w:r>
+        <w:rPr>
+          <w:rFonts w:ascii="Times New Roman" w:hAnsi="Times New Roman" w:cs="Times New Roman"/>
+          <w:lang w:val="en-US"/>
+        </w:rPr>
+        <w:t xml:space="preserve"> code optimization.</w:t>
       </w:r>
     </w:p>
     <w:p>
@@ -186,31 +459,52 @@
           <w:numId w:val="4"/>
         </w:numPr>
         <w:rPr>
-          <w:lang w:val="en-US"/>
-        </w:rPr>
-      </w:pPr>
-      <w:r>
-        <w:rPr>
-          <w:lang w:val="en-US"/>
-        </w:rPr>
-        <w:t>Automated return_sequences Parameter Control:</w:t>
+          <w:rFonts w:ascii="Times New Roman" w:hAnsi="Times New Roman" w:cs="Times New Roman"/>
+          <w:lang w:val="en-US"/>
+        </w:rPr>
+      </w:pPr>
+      <w:r>
+        <w:rPr>
+          <w:rFonts w:ascii="Times New Roman" w:hAnsi="Times New Roman" w:cs="Times New Roman"/>
+          <w:lang w:val="en-US"/>
+        </w:rPr>
+        <w:t xml:space="preserve">Automated </w:t>
+      </w:r>
+      <w:proofErr w:type="spellStart"/>
+      <w:r>
+        <w:rPr>
+          <w:rFonts w:ascii="Times New Roman" w:hAnsi="Times New Roman" w:cs="Times New Roman"/>
+          <w:lang w:val="en-US"/>
+        </w:rPr>
+        <w:t>return_sequences</w:t>
+      </w:r>
+      <w:proofErr w:type="spellEnd"/>
+      <w:r>
+        <w:rPr>
+          <w:rFonts w:ascii="Times New Roman" w:hAnsi="Times New Roman" w:cs="Times New Roman"/>
+          <w:lang w:val="en-US"/>
+        </w:rPr>
+        <w:t xml:space="preserve"> Parameter Control:</w:t>
       </w:r>
     </w:p>
     <w:p>
       <w:pPr>
         <w:ind w:left="360"/>
         <w:rPr>
-          <w:lang w:val="en-US"/>
-        </w:rPr>
-      </w:pPr>
-      <w:r>
-        <w:rPr>
+          <w:rFonts w:ascii="Times New Roman" w:hAnsi="Times New Roman" w:cs="Times New Roman"/>
+          <w:lang w:val="en-US"/>
+        </w:rPr>
+      </w:pPr>
+      <w:r>
+        <w:rPr>
+          <w:rFonts w:ascii="Times New Roman" w:hAnsi="Times New Roman" w:cs="Times New Roman"/>
           <w:lang w:val="en-US"/>
         </w:rPr>
         <w:t xml:space="preserve">The logic </w:t>
       </w:r>
       <w:r>
         <w:rPr>
+          <w:rFonts w:ascii="Times New Roman" w:hAnsi="Times New Roman" w:cs="Times New Roman"/>
           <w:i/>
           <w:iCs/>
         </w:rPr>
@@ -218,12 +512,14 @@
       </w:r>
       <w:r>
         <w:rPr>
+          <w:rFonts w:ascii="Times New Roman" w:hAnsi="Times New Roman" w:cs="Times New Roman"/>
           <w:lang w:val="en-US"/>
         </w:rPr>
         <w:t xml:space="preserve"> paired with </w:t>
       </w:r>
       <w:r>
         <w:rPr>
+          <w:rFonts w:ascii="Times New Roman" w:hAnsi="Times New Roman" w:cs="Times New Roman"/>
           <w:i/>
           <w:iCs/>
         </w:rPr>
@@ -231,9 +527,42 @@
       </w:r>
       <w:r>
         <w:rPr>
-          <w:lang w:val="en-US"/>
-        </w:rPr>
-        <w:t xml:space="preserve"> is critical. When stacking recurrent layers (such as LSTM or GRU), all intermediate layers must return a 3D sequence (True) so the subsequent layer can process it. However, the final recurrent layer right before the Output Dense layer must flatten the data into a 2D array (False). The code dynamically mismatch errors.</w:t>
+          <w:rFonts w:ascii="Times New Roman" w:hAnsi="Times New Roman" w:cs="Times New Roman"/>
+          <w:lang w:val="en-US"/>
+        </w:rPr>
+        <w:t xml:space="preserve"> is critical. When stacking recurrent layers (such as LSTM or GRU), all intermediate layers must </w:t>
+      </w:r>
+      <w:proofErr w:type="gramStart"/>
+      <w:r>
+        <w:rPr>
+          <w:rFonts w:ascii="Times New Roman" w:hAnsi="Times New Roman" w:cs="Times New Roman"/>
+          <w:lang w:val="en-US"/>
+        </w:rPr>
+        <w:t>return</w:t>
+      </w:r>
+      <w:proofErr w:type="gramEnd"/>
+      <w:r>
+        <w:rPr>
+          <w:rFonts w:ascii="Times New Roman" w:hAnsi="Times New Roman" w:cs="Times New Roman"/>
+          <w:lang w:val="en-US"/>
+        </w:rPr>
+        <w:t xml:space="preserve"> a 3D sequence (True) so the subsequent layer can process it. However, the final recurrent layer right before the Output Dense layer must flatten the data into a 2D array (False). The code dynamically </w:t>
+      </w:r>
+      <w:proofErr w:type="gramStart"/>
+      <w:r>
+        <w:rPr>
+          <w:rFonts w:ascii="Times New Roman" w:hAnsi="Times New Roman" w:cs="Times New Roman"/>
+          <w:lang w:val="en-US"/>
+        </w:rPr>
+        <w:t>mismatch</w:t>
+      </w:r>
+      <w:proofErr w:type="gramEnd"/>
+      <w:r>
+        <w:rPr>
+          <w:rFonts w:ascii="Times New Roman" w:hAnsi="Times New Roman" w:cs="Times New Roman"/>
+          <w:lang w:val="en-US"/>
+        </w:rPr>
+        <w:t xml:space="preserve"> errors.</w:t>
       </w:r>
     </w:p>
     <w:p>
@@ -243,9 +572,17 @@
           <w:ilvl w:val="0"/>
           <w:numId w:val="3"/>
         </w:numPr>
-      </w:pPr>
-      <w:r>
-        <w:rPr>
+        <w:rPr>
+          <w:rFonts w:ascii="Times New Roman" w:hAnsi="Times New Roman" w:cs="Times New Roman"/>
+          <w:b/>
+          <w:bCs/>
+        </w:rPr>
+      </w:pPr>
+      <w:r>
+        <w:rPr>
+          <w:rFonts w:ascii="Times New Roman" w:hAnsi="Times New Roman" w:cs="Times New Roman"/>
+          <w:b/>
+          <w:bCs/>
           <w:lang w:val="en-US"/>
         </w:rPr>
         <w:t>Summary of Experiment Results</w:t>
@@ -255,31 +592,52 @@
       <w:pPr>
         <w:ind w:left="360"/>
         <w:rPr>
-          <w:lang w:val="en-US"/>
-        </w:rPr>
-      </w:pPr>
-      <w:r>
-        <w:rPr>
+          <w:rFonts w:ascii="Times New Roman" w:hAnsi="Times New Roman" w:cs="Times New Roman"/>
+          <w:lang w:val="en-US"/>
+        </w:rPr>
+      </w:pPr>
+      <w:r>
+        <w:rPr>
+          <w:rFonts w:ascii="Times New Roman" w:hAnsi="Times New Roman" w:cs="Times New Roman"/>
           <w:lang w:val="en-US"/>
         </w:rPr>
         <w:t>Below is a</w:t>
       </w:r>
       <w:r>
         <w:rPr>
-          <w:lang w:val="en-US"/>
-        </w:rPr>
-        <w:t xml:space="preserve"> brached summary of the various hyperparameter experiments and different configurations of DL models tested for the stock time-series prediction task:</w:t>
+          <w:rFonts w:ascii="Times New Roman" w:hAnsi="Times New Roman" w:cs="Times New Roman"/>
+          <w:lang w:val="en-US"/>
+        </w:rPr>
+        <w:t xml:space="preserve"> </w:t>
+      </w:r>
+      <w:proofErr w:type="spellStart"/>
+      <w:r>
+        <w:rPr>
+          <w:rFonts w:ascii="Times New Roman" w:hAnsi="Times New Roman" w:cs="Times New Roman"/>
+          <w:lang w:val="en-US"/>
+        </w:rPr>
+        <w:t>brached</w:t>
+      </w:r>
+      <w:proofErr w:type="spellEnd"/>
+      <w:r>
+        <w:rPr>
+          <w:rFonts w:ascii="Times New Roman" w:hAnsi="Times New Roman" w:cs="Times New Roman"/>
+          <w:lang w:val="en-US"/>
+        </w:rPr>
+        <w:t xml:space="preserve"> summary of the various hyperparameter experiments and different configurations of DL models tested for the stock time-series prediction task:</w:t>
       </w:r>
     </w:p>
     <w:p>
       <w:pPr>
         <w:ind w:left="360"/>
         <w:rPr>
-          <w:lang w:val="en-US"/>
-        </w:rPr>
-      </w:pPr>
-      <w:r>
-        <w:rPr>
+          <w:rFonts w:ascii="Times New Roman" w:hAnsi="Times New Roman" w:cs="Times New Roman"/>
+          <w:lang w:val="en-US"/>
+        </w:rPr>
+      </w:pPr>
+      <w:r>
+        <w:rPr>
+          <w:rFonts w:ascii="Times New Roman" w:hAnsi="Times New Roman" w:cs="Times New Roman"/>
           <w:lang w:val="en-US"/>
         </w:rPr>
         <w:t>MODEL TRAINING EXPERIMENT RESULTS (Hyperparameter Configurations)</w:t>
@@ -293,11 +651,13 @@
           <w:numId w:val="5"/>
         </w:numPr>
         <w:rPr>
-          <w:lang w:val="en-US"/>
-        </w:rPr>
-      </w:pPr>
-      <w:r>
-        <w:rPr>
+          <w:rFonts w:ascii="Times New Roman" w:hAnsi="Times New Roman" w:cs="Times New Roman"/>
+          <w:lang w:val="en-US"/>
+        </w:rPr>
+      </w:pPr>
+      <w:r>
+        <w:rPr>
+          <w:rFonts w:ascii="Times New Roman" w:hAnsi="Times New Roman" w:cs="Times New Roman"/>
           <w:lang w:val="en-US"/>
         </w:rPr>
         <w:t>LSTM (Long Short-Term Memory) Architecture – Baseline</w:t>
@@ -308,11 +668,13 @@
         <w:pStyle w:val="ListParagraph"/>
         <w:ind w:left="1080"/>
         <w:rPr>
-          <w:lang w:val="en-US"/>
-        </w:rPr>
-      </w:pPr>
-      <w:r>
-        <w:rPr>
+          <w:rFonts w:ascii="Times New Roman" w:hAnsi="Times New Roman" w:cs="Times New Roman"/>
+          <w:lang w:val="en-US"/>
+        </w:rPr>
+      </w:pPr>
+      <w:r>
+        <w:rPr>
+          <w:rFonts w:ascii="Times New Roman" w:hAnsi="Times New Roman" w:cs="Times New Roman"/>
           <w:lang w:val="en-US"/>
         </w:rPr>
         <w:t>Configuration: 3 layers, 50 units/layer, 25 epochs, batch size 32</w:t>
@@ -323,11 +685,13 @@
         <w:pStyle w:val="ListParagraph"/>
         <w:ind w:left="1080"/>
         <w:rPr>
-          <w:lang w:val="en-US"/>
-        </w:rPr>
-      </w:pPr>
-      <w:r>
-        <w:rPr>
+          <w:rFonts w:ascii="Times New Roman" w:hAnsi="Times New Roman" w:cs="Times New Roman"/>
+          <w:lang w:val="en-US"/>
+        </w:rPr>
+      </w:pPr>
+      <w:r>
+        <w:rPr>
+          <w:rFonts w:ascii="Times New Roman" w:hAnsi="Times New Roman" w:cs="Times New Roman"/>
           <w:lang w:val="en-US"/>
         </w:rPr>
         <w:t>Evaluation: High stability; the prediction curve tracks the moving average (Mid)</w:t>
@@ -338,11 +702,13 @@
         <w:pStyle w:val="ListParagraph"/>
         <w:ind w:left="1080"/>
         <w:rPr>
-          <w:lang w:val="en-US"/>
-        </w:rPr>
-      </w:pPr>
-      <w:r>
-        <w:rPr>
+          <w:rFonts w:ascii="Times New Roman" w:hAnsi="Times New Roman" w:cs="Times New Roman"/>
+          <w:lang w:val="en-US"/>
+        </w:rPr>
+      </w:pPr>
+      <w:r>
+        <w:rPr>
+          <w:rFonts w:ascii="Times New Roman" w:hAnsi="Times New Roman" w:cs="Times New Roman"/>
           <w:lang w:val="en-US"/>
         </w:rPr>
         <w:t>trend closely. Loss converges slowly but steadily</w:t>
@@ -353,11 +719,13 @@
         <w:pStyle w:val="ListParagraph"/>
         <w:ind w:left="1080"/>
         <w:rPr>
-          <w:lang w:val="en-US"/>
-        </w:rPr>
-      </w:pPr>
-      <w:r>
-        <w:rPr>
+          <w:rFonts w:ascii="Times New Roman" w:hAnsi="Times New Roman" w:cs="Times New Roman"/>
+          <w:lang w:val="en-US"/>
+        </w:rPr>
+      </w:pPr>
+      <w:r>
+        <w:rPr>
+          <w:rFonts w:ascii="Times New Roman" w:hAnsi="Times New Roman" w:cs="Times New Roman"/>
           <w:lang w:val="en-US"/>
         </w:rPr>
         <w:t>Configuration: 4 layers, 100 units/layer, 50 epochs, batch size 64</w:t>
@@ -368,14 +736,15 @@
         <w:pStyle w:val="ListParagraph"/>
         <w:ind w:left="1080"/>
         <w:rPr>
-          <w:lang w:val="en-US"/>
-        </w:rPr>
-      </w:pPr>
-      <w:r>
-        <w:rPr>
-          <w:lang w:val="en-US"/>
-        </w:rPr>
-        <w:lastRenderedPageBreak/>
+          <w:rFonts w:ascii="Times New Roman" w:hAnsi="Times New Roman" w:cs="Times New Roman"/>
+          <w:lang w:val="en-US"/>
+        </w:rPr>
+      </w:pPr>
+      <w:r>
+        <w:rPr>
+          <w:rFonts w:ascii="Times New Roman" w:hAnsi="Times New Roman" w:cs="Times New Roman"/>
+          <w:lang w:val="en-US"/>
+        </w:rPr>
         <w:t>Evaluation: Significantly longer training time. Shows signs of slight overlifting near the end of the cycle because the architecture is too deep for the current dataset volume.</w:t>
       </w:r>
     </w:p>
@@ -384,6 +753,7 @@
         <w:pStyle w:val="ListParagraph"/>
         <w:ind w:left="1080"/>
         <w:rPr>
+          <w:rFonts w:ascii="Times New Roman" w:hAnsi="Times New Roman" w:cs="Times New Roman"/>
           <w:lang w:val="en-US"/>
         </w:rPr>
       </w:pPr>
@@ -396,13 +766,16 @@
           <w:numId w:val="5"/>
         </w:numPr>
         <w:rPr>
-          <w:lang w:val="en-US"/>
-        </w:rPr>
-      </w:pPr>
-      <w:r>
-        <w:rPr>
-          <w:lang w:val="en-US"/>
-        </w:rPr>
+          <w:rFonts w:ascii="Times New Roman" w:hAnsi="Times New Roman" w:cs="Times New Roman"/>
+          <w:lang w:val="en-US"/>
+        </w:rPr>
+      </w:pPr>
+      <w:r>
+        <w:rPr>
+          <w:rFonts w:ascii="Times New Roman" w:hAnsi="Times New Roman" w:cs="Times New Roman"/>
+          <w:lang w:val="en-US"/>
+        </w:rPr>
+        <w:lastRenderedPageBreak/>
         <w:t>GRU (Gated Recurrent Unit) Architecture – Optimization</w:t>
       </w:r>
     </w:p>
@@ -411,11 +784,13 @@
         <w:pStyle w:val="ListParagraph"/>
         <w:ind w:left="1080"/>
         <w:rPr>
-          <w:lang w:val="en-US"/>
-        </w:rPr>
-      </w:pPr>
-      <w:r>
-        <w:rPr>
+          <w:rFonts w:ascii="Times New Roman" w:hAnsi="Times New Roman" w:cs="Times New Roman"/>
+          <w:lang w:val="en-US"/>
+        </w:rPr>
+      </w:pPr>
+      <w:r>
+        <w:rPr>
+          <w:rFonts w:ascii="Times New Roman" w:hAnsi="Times New Roman" w:cs="Times New Roman"/>
           <w:lang w:val="en-US"/>
         </w:rPr>
         <w:t>Configuration: 3 layers, 50 units/layer, 25 epochs, batch size 32</w:t>
@@ -426,11 +801,13 @@
         <w:pStyle w:val="ListParagraph"/>
         <w:ind w:left="1080"/>
         <w:rPr>
-          <w:lang w:val="en-US"/>
-        </w:rPr>
-      </w:pPr>
-      <w:r>
-        <w:rPr>
+          <w:rFonts w:ascii="Times New Roman" w:hAnsi="Times New Roman" w:cs="Times New Roman"/>
+          <w:lang w:val="en-US"/>
+        </w:rPr>
+      </w:pPr>
+      <w:r>
+        <w:rPr>
+          <w:rFonts w:ascii="Times New Roman" w:hAnsi="Times New Roman" w:cs="Times New Roman"/>
           <w:lang w:val="en-US"/>
         </w:rPr>
         <w:t>Evaluation: Training (convergence) speed is approximately 20-30% faster than LSTM due to having fewer computational gates. The error margin (Loss) is comparable to LSTM.</w:t>
@@ -441,11 +818,13 @@
         <w:pStyle w:val="ListParagraph"/>
         <w:ind w:left="1080"/>
         <w:rPr>
-          <w:lang w:val="en-US"/>
-        </w:rPr>
-      </w:pPr>
-      <w:r>
-        <w:rPr>
+          <w:rFonts w:ascii="Times New Roman" w:hAnsi="Times New Roman" w:cs="Times New Roman"/>
+          <w:lang w:val="en-US"/>
+        </w:rPr>
+      </w:pPr>
+      <w:r>
+        <w:rPr>
+          <w:rFonts w:ascii="Times New Roman" w:hAnsi="Times New Roman" w:cs="Times New Roman"/>
           <w:lang w:val="en-US"/>
         </w:rPr>
         <w:t>Configuration: Cone structure (3 layers: 128 -&gt; 64 -&gt; 32 units), 30 epochs, batch size 16</w:t>
@@ -456,11 +835,13 @@
         <w:pStyle w:val="ListParagraph"/>
         <w:ind w:left="1080"/>
         <w:rPr>
-          <w:lang w:val="en-US"/>
-        </w:rPr>
-      </w:pPr>
-      <w:r>
-        <w:rPr>
+          <w:rFonts w:ascii="Times New Roman" w:hAnsi="Times New Roman" w:cs="Times New Roman"/>
+          <w:lang w:val="en-US"/>
+        </w:rPr>
+      </w:pPr>
+      <w:r>
+        <w:rPr>
+          <w:rFonts w:ascii="Times New Roman" w:hAnsi="Times New Roman" w:cs="Times New Roman"/>
           <w:lang w:val="en-US"/>
         </w:rPr>
         <w:t>Evaluation: A smaller batch size makes the model more responsive to short-term price fluctuations. This configuration achieved the lowest Loss score among all tested versions.</w:t>
@@ -471,6 +852,7 @@
         <w:pStyle w:val="ListParagraph"/>
         <w:ind w:left="1080"/>
         <w:rPr>
+          <w:rFonts w:ascii="Times New Roman" w:hAnsi="Times New Roman" w:cs="Times New Roman"/>
           <w:lang w:val="en-US"/>
         </w:rPr>
       </w:pPr>
@@ -483,17 +865,20 @@
           <w:numId w:val="5"/>
         </w:numPr>
         <w:rPr>
-          <w:lang w:val="en-US"/>
-        </w:rPr>
-      </w:pPr>
-      <w:r>
-        <w:rPr>
+          <w:rFonts w:ascii="Times New Roman" w:hAnsi="Times New Roman" w:cs="Times New Roman"/>
+          <w:lang w:val="en-US"/>
+        </w:rPr>
+      </w:pPr>
+      <w:r>
+        <w:rPr>
+          <w:rFonts w:ascii="Times New Roman" w:hAnsi="Times New Roman" w:cs="Times New Roman"/>
           <w:lang w:val="en-US"/>
         </w:rPr>
         <w:t>Simple</w:t>
       </w:r>
       <w:r>
         <w:rPr>
+          <w:rFonts w:ascii="Times New Roman" w:hAnsi="Times New Roman" w:cs="Times New Roman"/>
           <w:lang w:val="en-US"/>
         </w:rPr>
         <w:t xml:space="preserve"> RNN (Recurrent Neural Network) Architecture – Baseline Limit Test</w:t>
@@ -503,11 +888,13 @@
       <w:pPr>
         <w:ind w:left="1080"/>
         <w:rPr>
-          <w:lang w:val="en-US"/>
-        </w:rPr>
-      </w:pPr>
-      <w:r>
-        <w:rPr>
+          <w:rFonts w:ascii="Times New Roman" w:hAnsi="Times New Roman" w:cs="Times New Roman"/>
+          <w:lang w:val="en-US"/>
+        </w:rPr>
+      </w:pPr>
+      <w:r>
+        <w:rPr>
+          <w:rFonts w:ascii="Times New Roman" w:hAnsi="Times New Roman" w:cs="Times New Roman"/>
           <w:lang w:val="en-US"/>
         </w:rPr>
         <w:t>Configuration: 3 layers, 50 units/layer, 25 epochs, batch size 32</w:t>
@@ -517,11 +904,13 @@
       <w:pPr>
         <w:ind w:left="1080"/>
         <w:rPr>
-          <w:lang w:val="en-US"/>
-        </w:rPr>
-      </w:pPr>
-      <w:r>
-        <w:rPr>
+          <w:rFonts w:ascii="Times New Roman" w:hAnsi="Times New Roman" w:cs="Times New Roman"/>
+          <w:lang w:val="en-US"/>
+        </w:rPr>
+      </w:pPr>
+      <w:r>
+        <w:rPr>
+          <w:rFonts w:ascii="Times New Roman" w:hAnsi="Times New Roman" w:cs="Times New Roman"/>
           <w:lang w:val="en-US"/>
         </w:rPr>
         <w:t>Evaluation: Poorest performance. Highly affected by the vanishing gradient problem. The model essentially just drags the previous day’s value forward, creating a delayed straight line without genuinely predicting future trends.</w:t>
@@ -531,6 +920,7 @@
       <w:pPr>
         <w:ind w:left="360"/>
         <w:rPr>
+          <w:rFonts w:ascii="Times New Roman" w:hAnsi="Times New Roman" w:cs="Times New Roman"/>
           <w:lang w:val="en-US"/>
         </w:rPr>
       </w:pPr>
@@ -540,6 +930,7 @@
         <w:pStyle w:val="ListParagraph"/>
         <w:ind w:left="1800"/>
         <w:rPr>
+          <w:rFonts w:ascii="Times New Roman" w:hAnsi="Times New Roman" w:cs="Times New Roman"/>
           <w:lang w:val="en-US"/>
         </w:rPr>
       </w:pPr>
